--- a/智能文本处理v3.0用例BF和KMP效率差距.docx
+++ b/智能文本处理v3.0用例BF和KMP效率差距.docx
@@ -6,13 +6,33 @@
       <w:pPr>
         <w:ind w:firstLineChars="300" w:firstLine="843"/>
         <w:rPr>
+          <w:rFonts w:ascii="黑体" w:eastAsia="黑体" w:hAnsi="黑体" w:hint="eastAsia"/>
+          <w:b/>
+          <w:bCs/>
+          <w:sz w:val="28"/>
+          <w:szCs w:val="28"/>
+        </w:rPr>
+      </w:pPr>
+      <w:r>
+        <w:rPr>
           <w:rFonts w:ascii="黑体" w:eastAsia="黑体" w:hAnsi="黑体"/>
           <w:b/>
           <w:bCs/>
           <w:sz w:val="28"/>
           <w:szCs w:val="28"/>
         </w:rPr>
-      </w:pPr>
+        <w:t>测试用例执行结果</w:t>
+      </w:r>
+      <w:r>
+        <w:rPr>
+          <w:rFonts w:ascii="黑体" w:eastAsia="黑体" w:hAnsi="黑体" w:hint="eastAsia"/>
+          <w:b/>
+          <w:bCs/>
+          <w:sz w:val="28"/>
+          <w:szCs w:val="28"/>
+        </w:rPr>
+        <w:t>在</w:t>
+      </w:r>
       <w:r>
         <w:rPr>
           <w:rFonts w:ascii="黑体" w:eastAsia="黑体" w:hAnsi="黑体"/>
@@ -21,33 +41,13 @@
           <w:sz w:val="28"/>
           <w:szCs w:val="28"/>
         </w:rPr>
-        <w:t>测试用例执行结果</w:t>
-      </w:r>
-      <w:r>
-        <w:rPr>
-          <w:rFonts w:ascii="黑体" w:eastAsia="黑体" w:hAnsi="黑体" w:hint="eastAsia"/>
-          <w:b/>
-          <w:bCs/>
-          <w:sz w:val="28"/>
-          <w:szCs w:val="28"/>
-        </w:rPr>
-        <w:t>在</w:t>
-      </w:r>
-      <w:r>
-        <w:rPr>
-          <w:rFonts w:ascii="黑体" w:eastAsia="黑体" w:hAnsi="黑体"/>
-          <w:b/>
-          <w:bCs/>
-          <w:sz w:val="28"/>
-          <w:szCs w:val="28"/>
-        </w:rPr>
         <w:t>本系统中BF和KMP算法效率差距</w:t>
       </w:r>
     </w:p>
     <w:p>
       <w:pPr>
         <w:rPr>
-          <w:rFonts w:ascii="宋体" w:eastAsia="宋体" w:hAnsi="宋体"/>
+          <w:rFonts w:ascii="宋体" w:eastAsia="宋体" w:hAnsi="宋体" w:hint="eastAsia"/>
           <w:sz w:val="24"/>
         </w:rPr>
       </w:pPr>
@@ -66,32 +66,30 @@
           <w:numId w:val="1"/>
         </w:numPr>
         <w:rPr>
+          <w:rFonts w:ascii="宋体" w:eastAsia="宋体" w:hAnsi="宋体" w:hint="eastAsia"/>
+          <w:sz w:val="24"/>
+        </w:rPr>
+      </w:pPr>
+      <w:r>
+        <w:rPr>
           <w:rFonts w:ascii="宋体" w:eastAsia="宋体" w:hAnsi="宋体"/>
           <w:sz w:val="24"/>
         </w:rPr>
-      </w:pPr>
+        <w:t>本系统当前使用算法：B</w:t>
+      </w:r>
+      <w:r>
+        <w:rPr>
+          <w:rFonts w:ascii="宋体" w:eastAsia="宋体" w:hAnsi="宋体" w:hint="eastAsia"/>
+          <w:sz w:val="24"/>
+        </w:rPr>
+        <w:t>F</w:t>
+      </w:r>
       <w:r>
         <w:rPr>
           <w:rFonts w:ascii="宋体" w:eastAsia="宋体" w:hAnsi="宋体"/>
           <w:sz w:val="24"/>
         </w:rPr>
-        <w:t>本系统当前使用算法：</w:t>
-      </w:r>
-      <w:proofErr w:type="spellStart"/>
-      <w:r>
-        <w:rPr>
-          <w:rFonts w:ascii="宋体" w:eastAsia="宋体" w:hAnsi="宋体"/>
-          <w:sz w:val="24"/>
-        </w:rPr>
-        <w:t>strstr</w:t>
-      </w:r>
-      <w:proofErr w:type="spellEnd"/>
-      <w:r>
-        <w:rPr>
-          <w:rFonts w:ascii="宋体" w:eastAsia="宋体" w:hAnsi="宋体"/>
-          <w:sz w:val="24"/>
-        </w:rPr>
-        <w:t>()函数BF朴素暴力匹配算法</w:t>
+        <w:t>暴力匹配算法</w:t>
       </w:r>
     </w:p>
     <w:p>
@@ -101,7 +99,7 @@
           <w:numId w:val="1"/>
         </w:numPr>
         <w:rPr>
-          <w:rFonts w:ascii="宋体" w:eastAsia="宋体" w:hAnsi="宋体"/>
+          <w:rFonts w:ascii="宋体" w:eastAsia="宋体" w:hAnsi="宋体" w:hint="eastAsia"/>
           <w:sz w:val="24"/>
         </w:rPr>
       </w:pPr>
@@ -120,7 +118,7 @@
           <w:numId w:val="1"/>
         </w:numPr>
         <w:rPr>
-          <w:rFonts w:ascii="宋体" w:eastAsia="宋体" w:hAnsi="宋体"/>
+          <w:rFonts w:ascii="宋体" w:eastAsia="宋体" w:hAnsi="宋体" w:hint="eastAsia"/>
           <w:sz w:val="24"/>
         </w:rPr>
       </w:pPr>
@@ -139,7 +137,7 @@
           <w:numId w:val="1"/>
         </w:numPr>
         <w:rPr>
-          <w:rFonts w:ascii="宋体" w:eastAsia="宋体" w:hAnsi="宋体"/>
+          <w:rFonts w:ascii="宋体" w:eastAsia="宋体" w:hAnsi="宋体" w:hint="eastAsia"/>
           <w:sz w:val="24"/>
         </w:rPr>
       </w:pPr>
@@ -158,7 +156,7 @@
           <w:numId w:val="1"/>
         </w:numPr>
         <w:rPr>
-          <w:rFonts w:ascii="宋体" w:eastAsia="宋体" w:hAnsi="宋体"/>
+          <w:rFonts w:ascii="宋体" w:eastAsia="宋体" w:hAnsi="宋体" w:hint="eastAsia"/>
           <w:sz w:val="24"/>
         </w:rPr>
       </w:pPr>
@@ -173,7 +171,7 @@
     <w:p>
       <w:pPr>
         <w:rPr>
-          <w:rFonts w:ascii="宋体" w:eastAsia="宋体" w:hAnsi="宋体"/>
+          <w:rFonts w:ascii="宋体" w:eastAsia="宋体" w:hAnsi="宋体" w:hint="eastAsia"/>
           <w:sz w:val="24"/>
         </w:rPr>
       </w:pPr>
@@ -192,7 +190,7 @@
           <w:numId w:val="7"/>
         </w:numPr>
         <w:rPr>
-          <w:rFonts w:ascii="宋体" w:eastAsia="宋体" w:hAnsi="宋体"/>
+          <w:rFonts w:ascii="宋体" w:eastAsia="宋体" w:hAnsi="宋体" w:hint="eastAsia"/>
           <w:sz w:val="24"/>
         </w:rPr>
       </w:pPr>
@@ -211,7 +209,7 @@
           <w:numId w:val="7"/>
         </w:numPr>
         <w:rPr>
-          <w:rFonts w:ascii="宋体" w:eastAsia="宋体" w:hAnsi="宋体"/>
+          <w:rFonts w:ascii="宋体" w:eastAsia="宋体" w:hAnsi="宋体" w:hint="eastAsia"/>
           <w:sz w:val="24"/>
         </w:rPr>
       </w:pPr>
@@ -230,7 +228,7 @@
           <w:numId w:val="7"/>
         </w:numPr>
         <w:rPr>
-          <w:rFonts w:ascii="宋体" w:eastAsia="宋体" w:hAnsi="宋体"/>
+          <w:rFonts w:ascii="宋体" w:eastAsia="宋体" w:hAnsi="宋体" w:hint="eastAsia"/>
           <w:sz w:val="24"/>
         </w:rPr>
       </w:pPr>
@@ -249,7 +247,7 @@
           <w:numId w:val="7"/>
         </w:numPr>
         <w:rPr>
-          <w:rFonts w:ascii="宋体" w:eastAsia="宋体" w:hAnsi="宋体"/>
+          <w:rFonts w:ascii="宋体" w:eastAsia="宋体" w:hAnsi="宋体" w:hint="eastAsia"/>
           <w:sz w:val="24"/>
         </w:rPr>
       </w:pPr>
@@ -268,7 +266,7 @@
           <w:numId w:val="7"/>
         </w:numPr>
         <w:rPr>
-          <w:rFonts w:ascii="宋体" w:eastAsia="宋体" w:hAnsi="宋体"/>
+          <w:rFonts w:ascii="宋体" w:eastAsia="宋体" w:hAnsi="宋体" w:hint="eastAsia"/>
           <w:sz w:val="24"/>
         </w:rPr>
       </w:pPr>
@@ -283,22 +281,22 @@
     <w:p>
       <w:pPr>
         <w:rPr>
+          <w:rFonts w:ascii="宋体" w:eastAsia="宋体" w:hAnsi="宋体" w:hint="eastAsia"/>
+          <w:sz w:val="24"/>
+        </w:rPr>
+      </w:pPr>
+      <w:r>
+        <w:rPr>
           <w:rFonts w:ascii="宋体" w:eastAsia="宋体" w:hAnsi="宋体"/>
           <w:sz w:val="24"/>
         </w:rPr>
-      </w:pPr>
-      <w:r>
-        <w:rPr>
-          <w:rFonts w:ascii="宋体" w:eastAsia="宋体" w:hAnsi="宋体"/>
-          <w:sz w:val="24"/>
-        </w:rPr>
-        <w:t>三、测试用例（固定文本）</w:t>
+        <w:t>三、测试用例</w:t>
       </w:r>
     </w:p>
     <w:p>
       <w:pPr>
         <w:rPr>
-          <w:rFonts w:ascii="宋体" w:eastAsia="宋体" w:hAnsi="宋体"/>
+          <w:rFonts w:ascii="宋体" w:eastAsia="宋体" w:hAnsi="宋体" w:hint="eastAsia"/>
           <w:color w:val="7030A0"/>
           <w:sz w:val="24"/>
         </w:rPr>
@@ -320,7 +318,7 @@
           <w:numId w:val="8"/>
         </w:numPr>
         <w:rPr>
-          <w:rFonts w:ascii="宋体" w:eastAsia="宋体" w:hAnsi="宋体"/>
+          <w:rFonts w:ascii="宋体" w:eastAsia="宋体" w:hAnsi="宋体" w:hint="eastAsia"/>
           <w:color w:val="7030A0"/>
           <w:sz w:val="24"/>
         </w:rPr>
@@ -342,7 +340,7 @@
           <w:numId w:val="8"/>
         </w:numPr>
         <w:rPr>
-          <w:rFonts w:ascii="宋体" w:eastAsia="宋体" w:hAnsi="宋体"/>
+          <w:rFonts w:ascii="宋体" w:eastAsia="宋体" w:hAnsi="宋体" w:hint="eastAsia"/>
           <w:color w:val="7030A0"/>
           <w:sz w:val="24"/>
         </w:rPr>
@@ -406,18 +404,18 @@
     <w:p>
       <w:pPr>
         <w:rPr>
-          <w:rFonts w:ascii="宋体" w:eastAsia="宋体" w:hAnsi="宋体"/>
+          <w:rFonts w:ascii="宋体" w:eastAsia="宋体" w:hAnsi="宋体" w:hint="eastAsia"/>
           <w:color w:val="0070C0"/>
           <w:sz w:val="24"/>
         </w:rPr>
       </w:pPr>
       <w:r>
         <w:rPr>
-          <w:rFonts w:ascii="宋体" w:eastAsia="宋体" w:hAnsi="宋体"/>
+          <w:rFonts w:ascii="宋体" w:eastAsia="宋体" w:hAnsi="宋体" w:hint="eastAsia"/>
           <w:color w:val="0070C0"/>
           <w:sz w:val="24"/>
         </w:rPr>
-        <w:t>今天官方发布新闻，课程作业考试，心情日常吃饭</w:t>
+        <w:t>今天学习了新知识</w:t>
       </w:r>
     </w:p>
     <w:p>
@@ -432,7 +430,7 @@
     <w:p>
       <w:pPr>
         <w:rPr>
-          <w:rFonts w:ascii="宋体" w:eastAsia="宋体" w:hAnsi="宋体"/>
+          <w:rFonts w:ascii="宋体" w:eastAsia="宋体" w:hAnsi="宋体" w:hint="eastAsia"/>
           <w:sz w:val="24"/>
         </w:rPr>
       </w:pPr>
@@ -447,7 +445,7 @@
     <w:p>
       <w:pPr>
         <w:rPr>
-          <w:rFonts w:ascii="宋体" w:eastAsia="宋体" w:hAnsi="宋体"/>
+          <w:rFonts w:ascii="宋体" w:eastAsia="宋体" w:hAnsi="宋体" w:hint="eastAsia"/>
           <w:sz w:val="24"/>
         </w:rPr>
       </w:pPr>
@@ -466,16 +464,37 @@
           <w:numId w:val="11"/>
         </w:numPr>
         <w:rPr>
+          <w:rFonts w:ascii="宋体" w:eastAsia="宋体" w:hAnsi="宋体" w:hint="eastAsia"/>
+          <w:sz w:val="24"/>
+        </w:rPr>
+      </w:pPr>
+      <w:r>
+        <w:rPr>
           <w:rFonts w:ascii="宋体" w:eastAsia="宋体" w:hAnsi="宋体"/>
           <w:sz w:val="24"/>
         </w:rPr>
-      </w:pPr>
+        <w:t>匹配耗时：</w:t>
+      </w:r>
+      <w:r>
+        <w:rPr>
+          <w:rFonts w:ascii="宋体" w:eastAsia="宋体" w:hAnsi="宋体" w:hint="eastAsia"/>
+          <w:sz w:val="24"/>
+        </w:rPr>
+        <w:t>0.01</w:t>
+      </w:r>
       <w:r>
         <w:rPr>
           <w:rFonts w:ascii="宋体" w:eastAsia="宋体" w:hAnsi="宋体"/>
           <w:sz w:val="24"/>
         </w:rPr>
-        <w:t>字符比较总次数：15360 次</w:t>
+        <w:t>s</w:t>
+      </w:r>
+      <w:r>
+        <w:rPr>
+          <w:rFonts w:ascii="宋体" w:eastAsia="宋体" w:hAnsi="宋体" w:hint="eastAsia"/>
+          <w:sz w:val="24"/>
+        </w:rPr>
+        <w:t>(10000§s)</w:t>
       </w:r>
     </w:p>
     <w:p>
@@ -485,50 +504,30 @@
           <w:numId w:val="11"/>
         </w:numPr>
         <w:rPr>
+          <w:rFonts w:ascii="宋体" w:eastAsia="宋体" w:hAnsi="宋体" w:hint="eastAsia"/>
+          <w:sz w:val="24"/>
+        </w:rPr>
+      </w:pPr>
+      <w:r>
+        <w:rPr>
           <w:rFonts w:ascii="宋体" w:eastAsia="宋体" w:hAnsi="宋体"/>
           <w:sz w:val="24"/>
         </w:rPr>
-      </w:pPr>
-      <w:r>
-        <w:rPr>
-          <w:rFonts w:ascii="宋体" w:eastAsia="宋体" w:hAnsi="宋体"/>
-          <w:sz w:val="24"/>
-        </w:rPr>
-        <w:t xml:space="preserve">单行匹配耗时：0.0021 </w:t>
-      </w:r>
-      <w:proofErr w:type="spellStart"/>
-      <w:r>
-        <w:rPr>
-          <w:rFonts w:ascii="宋体" w:eastAsia="宋体" w:hAnsi="宋体"/>
-          <w:sz w:val="24"/>
-        </w:rPr>
-        <w:t>ms</w:t>
-      </w:r>
-      <w:proofErr w:type="spellEnd"/>
+        <w:t>算法特点：频繁回溯，重复比较，效率低</w:t>
+      </w:r>
     </w:p>
     <w:p>
       <w:pPr>
-        <w:numPr>
-          <w:ilvl w:val="0"/>
-          <w:numId w:val="11"/>
-        </w:numPr>
         <w:rPr>
           <w:rFonts w:ascii="宋体" w:eastAsia="宋体" w:hAnsi="宋体"/>
           <w:sz w:val="24"/>
         </w:rPr>
       </w:pPr>
-      <w:r>
-        <w:rPr>
-          <w:rFonts w:ascii="宋体" w:eastAsia="宋体" w:hAnsi="宋体"/>
-          <w:sz w:val="24"/>
-        </w:rPr>
-        <w:t>算法特点：频繁回溯，重复比较，效率低</w:t>
-      </w:r>
     </w:p>
     <w:p>
       <w:pPr>
         <w:rPr>
-          <w:rFonts w:ascii="宋体" w:eastAsia="宋体" w:hAnsi="宋体"/>
+          <w:rFonts w:ascii="宋体" w:eastAsia="宋体" w:hAnsi="宋体" w:hint="eastAsia"/>
           <w:sz w:val="24"/>
         </w:rPr>
       </w:pPr>
@@ -536,17 +535,24 @@
     <w:p>
       <w:pPr>
         <w:rPr>
+          <w:rFonts w:ascii="宋体" w:eastAsia="宋体" w:hAnsi="宋体" w:hint="eastAsia"/>
+          <w:sz w:val="24"/>
+        </w:rPr>
+      </w:pPr>
+      <w:r>
+        <w:rPr>
           <w:rFonts w:ascii="宋体" w:eastAsia="宋体" w:hAnsi="宋体"/>
           <w:sz w:val="24"/>
         </w:rPr>
-      </w:pPr>
-      <w:r>
-        <w:rPr>
-          <w:rFonts w:ascii="宋体" w:eastAsia="宋体" w:hAnsi="宋体"/>
-          <w:sz w:val="24"/>
-        </w:rPr>
         <w:lastRenderedPageBreak/>
-        <w:t>2. KMP 算法执行结果</w:t>
+        <w:t>2. KMP 算法执行结</w:t>
+      </w:r>
+      <w:r>
+        <w:rPr>
+          <w:rFonts w:ascii="宋体" w:eastAsia="宋体" w:hAnsi="宋体" w:hint="eastAsia"/>
+          <w:sz w:val="24"/>
+        </w:rPr>
+        <w:t>果</w:t>
       </w:r>
     </w:p>
     <w:p>
@@ -556,16 +562,23 @@
           <w:numId w:val="12"/>
         </w:numPr>
         <w:rPr>
+          <w:rFonts w:ascii="宋体" w:eastAsia="宋体" w:hAnsi="宋体" w:hint="eastAsia"/>
+          <w:sz w:val="24"/>
+        </w:rPr>
+      </w:pPr>
+      <w:r>
+        <w:rPr>
           <w:rFonts w:ascii="宋体" w:eastAsia="宋体" w:hAnsi="宋体"/>
           <w:sz w:val="24"/>
         </w:rPr>
-      </w:pPr>
-      <w:r>
-        <w:rPr>
-          <w:rFonts w:ascii="宋体" w:eastAsia="宋体" w:hAnsi="宋体"/>
-          <w:sz w:val="24"/>
-        </w:rPr>
-        <w:t>字符比较总次数：3900次</w:t>
+        <w:t>单行匹配耗时：</w:t>
+      </w:r>
+      <w:r>
+        <w:rPr>
+          <w:rFonts w:ascii="宋体" w:eastAsia="宋体" w:hAnsi="宋体" w:hint="eastAsia"/>
+          <w:sz w:val="24"/>
+        </w:rPr>
+        <w:t>0.008s(8000§s)</w:t>
       </w:r>
     </w:p>
     <w:p>
@@ -575,35 +588,31 @@
           <w:numId w:val="12"/>
         </w:numPr>
         <w:rPr>
+          <w:rFonts w:ascii="宋体" w:eastAsia="宋体" w:hAnsi="宋体" w:hint="eastAsia"/>
+          <w:sz w:val="24"/>
+        </w:rPr>
+      </w:pPr>
+      <w:r>
+        <w:rPr>
           <w:rFonts w:ascii="宋体" w:eastAsia="宋体" w:hAnsi="宋体"/>
           <w:sz w:val="24"/>
         </w:rPr>
-      </w:pPr>
-      <w:r>
-        <w:rPr>
-          <w:rFonts w:ascii="宋体" w:eastAsia="宋体" w:hAnsi="宋体"/>
-          <w:sz w:val="24"/>
-        </w:rPr>
-        <w:t>单行匹配耗时：0.00053ms</w:t>
+        <w:t>算法特点：无指针回溯，跳过无效匹配，效率高</w:t>
       </w:r>
     </w:p>
     <w:p>
       <w:pPr>
-        <w:numPr>
-          <w:ilvl w:val="0"/>
-          <w:numId w:val="12"/>
-        </w:numPr>
+        <w:rPr>
+          <w:rFonts w:ascii="宋体" w:eastAsia="宋体" w:hAnsi="宋体" w:hint="eastAsia"/>
+          <w:sz w:val="24"/>
+        </w:rPr>
+      </w:pPr>
+      <w:r>
         <w:rPr>
           <w:rFonts w:ascii="宋体" w:eastAsia="宋体" w:hAnsi="宋体"/>
           <w:sz w:val="24"/>
         </w:rPr>
-      </w:pPr>
-      <w:r>
-        <w:rPr>
-          <w:rFonts w:ascii="宋体" w:eastAsia="宋体" w:hAnsi="宋体"/>
-          <w:sz w:val="24"/>
-        </w:rPr>
-        <w:t>算法特点：无指针回溯，跳过无效匹配，效率高</w:t>
+        <w:t>四、效率差距计算</w:t>
       </w:r>
     </w:p>
     <w:p>
@@ -618,95 +627,64 @@
           <w:rFonts w:ascii="宋体" w:eastAsia="宋体" w:hAnsi="宋体"/>
           <w:sz w:val="24"/>
         </w:rPr>
-        <w:t>四、效率差距计算</w:t>
+        <w:t>运行时间差距</w:t>
       </w:r>
     </w:p>
     <w:p>
       <w:pPr>
         <w:rPr>
+          <w:rFonts w:ascii="宋体" w:eastAsia="宋体" w:hAnsi="宋体" w:hint="eastAsia"/>
+          <w:sz w:val="24"/>
+        </w:rPr>
+      </w:pPr>
+      <w:r>
+        <w:rPr>
+          <w:rFonts w:ascii="宋体" w:eastAsia="宋体" w:hAnsi="宋体" w:hint="eastAsia"/>
+          <w:sz w:val="24"/>
+        </w:rPr>
+        <w:t>0.01</w:t>
+      </w:r>
+      <w:r>
+        <w:rPr>
+          <w:rFonts w:ascii="宋体" w:eastAsia="宋体" w:hAnsi="宋体" w:hint="eastAsia"/>
+          <w:sz w:val="24"/>
+        </w:rPr>
+        <w:t>/0.008=1.25</w:t>
+      </w:r>
+      <w:r>
+        <w:rPr>
           <w:rFonts w:ascii="宋体" w:eastAsia="宋体" w:hAnsi="宋体"/>
           <w:sz w:val="24"/>
         </w:rPr>
-      </w:pPr>
-      <w:r>
-        <w:rPr>
-          <w:rFonts w:ascii="宋体" w:eastAsia="宋体" w:hAnsi="宋体"/>
-          <w:sz w:val="24"/>
-        </w:rPr>
-        <w:t>1. 比较次数差距</w:t>
+        <w:t>倍</w:t>
       </w:r>
     </w:p>
     <w:p>
       <w:pPr>
         <w:rPr>
+          <w:rFonts w:ascii="宋体" w:eastAsia="宋体" w:hAnsi="宋体" w:hint="eastAsia"/>
+          <w:sz w:val="24"/>
+        </w:rPr>
+      </w:pPr>
+      <w:r>
+        <w:rPr>
           <w:rFonts w:ascii="宋体" w:eastAsia="宋体" w:hAnsi="宋体"/>
           <w:sz w:val="24"/>
         </w:rPr>
-      </w:pPr>
-      <w:r>
-        <w:rPr>
-          <w:rFonts w:ascii="宋体" w:eastAsia="宋体" w:hAnsi="宋体"/>
-          <w:sz w:val="24"/>
-        </w:rPr>
-        <w:t>15360÷3900=3.94倍</w:t>
+        <w:t>五、</w:t>
+      </w:r>
+      <w:r>
+        <w:rPr>
+          <w:rFonts w:ascii="宋体" w:eastAsia="宋体" w:hAnsi="宋体" w:hint="eastAsia"/>
+          <w:sz w:val="24"/>
+        </w:rPr>
+        <w:t>结论</w:t>
       </w:r>
     </w:p>
     <w:p>
       <w:pPr>
         <w:rPr>
-          <w:rFonts w:ascii="宋体" w:eastAsia="宋体" w:hAnsi="宋体"/>
-          <w:sz w:val="24"/>
-        </w:rPr>
-      </w:pPr>
-      <w:r>
-        <w:rPr>
-          <w:rFonts w:ascii="宋体" w:eastAsia="宋体" w:hAnsi="宋体"/>
-          <w:sz w:val="24"/>
-        </w:rPr>
-        <w:t>2. 运行时间差距</w:t>
-      </w:r>
-    </w:p>
-    <w:p>
-      <w:pPr>
-        <w:rPr>
-          <w:rFonts w:ascii="宋体" w:eastAsia="宋体" w:hAnsi="宋体" w:hint="eastAsia"/>
-          <w:sz w:val="24"/>
-        </w:rPr>
-      </w:pPr>
-      <w:r>
-        <w:rPr>
-          <w:rFonts w:ascii="宋体" w:eastAsia="宋体" w:hAnsi="宋体"/>
-          <w:sz w:val="24"/>
-        </w:rPr>
-        <w:t>0.0021÷0.00053=3.96倍</w:t>
-      </w:r>
-    </w:p>
-    <w:p>
-      <w:pPr>
-        <w:rPr>
-          <w:rFonts w:ascii="宋体" w:eastAsia="宋体" w:hAnsi="宋体" w:hint="eastAsia"/>
-          <w:sz w:val="24"/>
-        </w:rPr>
-      </w:pPr>
-      <w:r>
-        <w:rPr>
-          <w:rFonts w:ascii="宋体" w:eastAsia="宋体" w:hAnsi="宋体"/>
-          <w:sz w:val="24"/>
-        </w:rPr>
-        <w:t>五、</w:t>
-      </w:r>
-      <w:r>
-        <w:rPr>
-          <w:rFonts w:ascii="宋体" w:eastAsia="宋体" w:hAnsi="宋体" w:hint="eastAsia"/>
-          <w:sz w:val="24"/>
-        </w:rPr>
-        <w:t>结论</w:t>
-      </w:r>
-    </w:p>
-    <w:p>
-      <w:pPr>
-        <w:rPr>
-          <w:rFonts w:ascii="宋体" w:eastAsia="宋体" w:hAnsi="宋体"/>
+          <w:rFonts w:ascii="宋体" w:eastAsia="宋体" w:hAnsi="宋体" w:hint="eastAsia"/>
           <w:sz w:val="24"/>
         </w:rPr>
       </w:pPr>
@@ -725,30 +703,30 @@
           <w:numId w:val="5"/>
         </w:numPr>
         <w:rPr>
+          <w:rFonts w:ascii="宋体" w:eastAsia="宋体" w:hAnsi="宋体" w:hint="eastAsia"/>
+          <w:sz w:val="24"/>
+        </w:rPr>
+      </w:pPr>
+      <w:r>
+        <w:rPr>
           <w:rFonts w:ascii="宋体" w:eastAsia="宋体" w:hAnsi="宋体"/>
           <w:sz w:val="24"/>
         </w:rPr>
-      </w:pPr>
+        <w:t>KMP算法运行速度比BF算法快</w:t>
+      </w:r>
+      <w:r>
+        <w:rPr>
+          <w:rFonts w:ascii="宋体" w:eastAsia="宋体" w:hAnsi="宋体" w:hint="eastAsia"/>
+          <w:sz w:val="24"/>
+        </w:rPr>
+        <w:t>1.25</w:t>
+      </w:r>
       <w:r>
         <w:rPr>
           <w:rFonts w:ascii="宋体" w:eastAsia="宋体" w:hAnsi="宋体"/>
           <w:sz w:val="24"/>
         </w:rPr>
-        <w:t>KM</w:t>
-      </w:r>
-      <w:r>
-        <w:rPr>
-          <w:rFonts w:ascii="宋体" w:eastAsia="宋体" w:hAnsi="宋体" w:hint="eastAsia"/>
-          <w:sz w:val="24"/>
-        </w:rPr>
-        <w:t>P</w:t>
-      </w:r>
-      <w:r>
-        <w:rPr>
-          <w:rFonts w:ascii="宋体" w:eastAsia="宋体" w:hAnsi="宋体"/>
-          <w:sz w:val="24"/>
-        </w:rPr>
-        <w:t>算法字符比较次数仅为BF算法的1/3.94</w:t>
+        <w:t>倍</w:t>
       </w:r>
     </w:p>
     <w:p>
@@ -758,54 +736,16 @@
           <w:numId w:val="5"/>
         </w:numPr>
         <w:rPr>
+          <w:rFonts w:ascii="宋体" w:eastAsia="宋体" w:hAnsi="宋体" w:hint="eastAsia"/>
+          <w:sz w:val="24"/>
+        </w:rPr>
+      </w:pPr>
+      <w:r>
+        <w:rPr>
           <w:rFonts w:ascii="宋体" w:eastAsia="宋体" w:hAnsi="宋体"/>
           <w:sz w:val="24"/>
         </w:rPr>
-      </w:pPr>
-      <w:r>
-        <w:rPr>
-          <w:rFonts w:ascii="宋体" w:eastAsia="宋体" w:hAnsi="宋体"/>
-          <w:sz w:val="24"/>
-        </w:rPr>
-        <w:t>KMP算法运行速度比BF算法快近4倍</w:t>
-      </w:r>
-    </w:p>
-    <w:p>
-      <w:pPr>
-        <w:numPr>
-          <w:ilvl w:val="0"/>
-          <w:numId w:val="5"/>
-        </w:numPr>
-        <w:rPr>
-          <w:rFonts w:ascii="宋体" w:eastAsia="宋体" w:hAnsi="宋体"/>
-          <w:sz w:val="24"/>
-        </w:rPr>
-      </w:pPr>
-      <w:r>
-        <w:rPr>
-          <w:rFonts w:ascii="宋体" w:eastAsia="宋体" w:hAnsi="宋体"/>
-          <w:sz w:val="24"/>
-        </w:rPr>
         <w:t>文本越长、关键词越多，效率差距越明显</w:t>
-      </w:r>
-    </w:p>
-    <w:p>
-      <w:pPr>
-        <w:numPr>
-          <w:ilvl w:val="0"/>
-          <w:numId w:val="5"/>
-        </w:numPr>
-        <w:rPr>
-          <w:rFonts w:ascii="宋体" w:eastAsia="宋体" w:hAnsi="宋体" w:hint="eastAsia"/>
-          <w:sz w:val="24"/>
-        </w:rPr>
-      </w:pPr>
-      <w:r>
-        <w:rPr>
-          <w:rFonts w:ascii="宋体" w:eastAsia="宋体" w:hAnsi="宋体"/>
-          <w:sz w:val="24"/>
-        </w:rPr>
-        <w:t>系统当前采用BF算法，存在明显可优化空间</w:t>
       </w:r>
     </w:p>
     <w:p>
@@ -3466,6 +3406,7 @@
   <w:style w:type="character" w:default="1" w:styleId="a0">
     <w:name w:val="Default Paragraph Font"/>
     <w:uiPriority w:val="1"/>
+    <w:semiHidden/>
     <w:unhideWhenUsed/>
   </w:style>
   <w:style w:type="table" w:default="1" w:styleId="a1">
